--- a/StudentDashboard/app/static/uploads/forms/mer-10.docx
+++ b/StudentDashboard/app/static/uploads/forms/mer-10.docx
@@ -1,5 +1,1380 @@
 
-<file path=word/document.xml><w:body><w:tblCellMar><w:top w:w="0" w:type="dxa"/><w:left w:w="108" w:type="dxa"/><w:bottom w:w="0" w:type="dxa"/><w:right w:w="108" w:type="dxa"/></w:tblCellMar></w:tblPrEx><w:trPr><w:trHeight w:val="1082" w:hRule="atLeast"/></w:trPr><w:tc><w:tcPr><w:tcW w:w="2219" w:type="dxa"/></w:tcPr><w:p><w:pPr><w:jc w:val="center"/></w:pPr><w:bookmarkStart w:id="0" w:name="_GoBack"/><w:bookmarkEnd w:id="0"/><w:r><w:drawing><wp:inline distT="0" distB="0" distL="114300" distR="114300"><wp:extent cx="731520" cy="620395"/><wp:effectExtent l="0" t="0" r="0" b="4445"/><wp:docPr id="29" name="Picture 29"/><wp:cNvGraphicFramePr><a:graphicFrameLocks xmlns:a="http://schemas.openxmlformats.org/drawingml/2006/main" noChangeAspect="1"/></wp:cNvGraphicFramePr><a:graphic xmlns:a="http://schemas.openxmlformats.org/drawingml/2006/main"><a:graphicData uri="http://schemas.openxmlformats.org/drawingml/2006/picture"><pic:pic xmlns:pic="http://schemas.openxmlformats.org/drawingml/2006/picture"><pic:nvPicPr><pic:cNvPr id="29" name="Picture 29"/><pic:cNvPicPr><a:picLocks noChangeAspect="1"/></pic:cNvPicPr></pic:nvPicPr><pic:blipFill><a:blip r:embed="rId6"/><a:srcRect t="15191"/><a:stretch><a:fillRect/></a:stretch></pic:blipFill><pic:spPr><a:xfrm><a:off x="0" y="0"/><a:ext cx="731520" cy="620395"/></a:xfrm><a:prstGeom prst="rect"><a:avLst/></a:prstGeom></pic:spPr></pic:pic></a:graphicData></a:graphic></wp:inline></w:drawing></w:r></w:p></w:tc><w:tc><w:tcPr><w:tcW w:w="5495" w:type="dxa"/><w:vAlign w:val="center"/></w:tcPr><w:p><w:pPr><w:jc w:val="center"/><w:rPr><w:rFonts w:hint="default"/><w:lang w:val="en-US"/></w:rPr></w:pPr><w:r><w:rPr><w:b/><w:sz w:val="26"/><w:szCs w:val="26"/></w:rPr><w:t>Empowering ATL Programme – Karnataka</w:t></w:r><w:r><w:rPr><w:b/><w:sz w:val="26"/><w:szCs w:val="26"/></w:rPr><w:br w:type="textWrapping"/></w:r><w:r><w:rPr><w:rFonts w:hint="default"/><w:b/><w:sz w:val="26"/><w:szCs w:val="26"/><w:lang w:val="en-US"/></w:rPr><w:t>Utilization Certificate &amp; Project Report</w:t></w:r><w:r><w:rPr><w:rFonts w:hint="default"/><w:b/><w:sz w:val="26"/><w:lang w:val="en-US"/></w:rPr><w:t xml:space="preserve"> </w:t></w:r><w:r><w:rPr><w:sz w:val="26"/><w:szCs w:val="26"/></w:rPr><w:br w:type="textWrapping"/></w:r><w:r><w:rPr><w:sz w:val="26"/><w:szCs w:val="26"/></w:rPr><w:t>Form Code: MER-</w:t></w:r><w:r><w:rPr><w:rFonts w:hint="default"/><w:sz w:val="26"/><w:szCs w:val="26"/><w:lang w:val="en-US"/></w:rPr><w:t>10</w:t></w:r></w:p></w:tc><w:tc><w:tcPr><w:tcW w:w="2969" w:type="dxa"/></w:tcPr><w:p><w:pPr><w:jc w:val="center"/></w:pPr><w:r><w:drawing><wp:inline distT="0" distB="0" distL="114300" distR="114300"><wp:extent cx="606425" cy="601980"/><wp:effectExtent l="0" t="0" r="3175" b="7620"/><wp:docPr id="30" name="Picture 30"/><wp:cNvGraphicFramePr><a:graphicFrameLocks xmlns:a="http://schemas.openxmlformats.org/drawingml/2006/main" noChangeAspect="1"/></wp:cNvGraphicFramePr><a:graphic xmlns:a="http://schemas.openxmlformats.org/drawingml/2006/main"><a:graphicData uri="http://schemas.openxmlformats.org/drawingml/2006/picture"><pic:pic xmlns:pic="http://schemas.openxmlformats.org/drawingml/2006/picture"><pic:nvPicPr><pic:cNvPr id="30" name="Picture 30"/><pic:cNvPicPr><a:picLocks noChangeAspect="1"/></pic:cNvPicPr></pic:nvPicPr><pic:blipFill><a:blip r:embed="rId7"/><a:srcRect t="10637" b="6585"/><a:stretch><a:fillRect/></a:stretch></pic:blipFill><pic:spPr><a:xfrm><a:off x="0" y="0"/><a:ext cx="606425" cy="601980"/></a:xfrm><a:prstGeom prst="rect"><a:avLst/></a:prstGeom></pic:spPr></pic:pic></a:graphicData></a:graphic></wp:inline></w:drawing></w:r></w:p></w:tc></w:tr></w:tbl><w:p><w:pPr><w:jc w:val="both"/><w:rPr><w:b/><w:sz w:val="28"/></w:rPr></w:pPr></w:p><w:tbl><w:tblPr><w:tblStyle w:val="12"/><w:tblW w:w="10743" w:type="dxa"/><w:tblInd w:w="0" w:type="dxa"/><w:tblBorders><w:top w:val="single" w:color="auto" w:sz="4" w:space="0"/><w:left w:val="single" w:color="auto" w:sz="4" w:space="0"/><w:bottom w:val="single" w:color="auto" w:sz="4" w:space="0"/><w:right w:val="single" w:color="auto" w:sz="4" w:space="0"/><w:insideH w:val="single" w:color="auto" w:sz="4" w:space="0"/><w:insideV w:val="single" w:color="auto" w:sz="4" w:space="0"/></w:tblBorders><w:tblLayout w:type="autofit"/><w:tblCellMar><w:top w:w="0" w:type="dxa"/><w:left w:w="10" w:type="dxa"/><w:bottom w:w="0" w:type="dxa"/><w:right w:w="10" w:type="dxa"/></w:tblCellMar></w:tblPr><w:tblGrid><w:gridCol w:w="5094"/><w:gridCol w:w="5649"/></w:tblGrid><w:tr><w:tblPrEx><w:tblBorders><w:top w:val="single" w:color="auto" w:sz="4" w:space="0"/><w:left w:val="single" w:color="auto" w:sz="4" w:space="0"/><w:bottom w:val="single" w:color="auto" w:sz="4" w:space="0"/><w:right w:val="single" w:color="auto" w:sz="4" w:space="0"/><w:insideH w:val="single" w:color="auto" w:sz="4" w:space="0"/><w:insideV w:val="single" w:color="auto" w:sz="4" w:space="0"/></w:tblBorders><w:tblCellMar><w:top w:w="0" w:type="dxa"/><w:left w:w="10" w:type="dxa"/><w:bottom w:w="0" w:type="dxa"/><w:right w:w="10" w:type="dxa"/></w:tblCellMar></w:tblPrEx><w:tc><w:tcPr><w:tcW w:w="5094" w:type="dxa"/><w:tcMar><w:top w:w="60" w:type="dxa"/><w:left w:w="80" w:type="dxa"/><w:bottom w:w="60" w:type="dxa"/><w:right w:w="80" w:type="dxa"/></w:tcMar></w:tcPr><w:p><w:r><w:rPr><w:b/><w:bCs/><w:sz w:val="20"/><w:szCs w:val="20"/></w:rPr><w:t xml:space="preserve">Period Covered: </w:t></w:r><w:r><w:rPr><w:color w:val="595959"/><w:sz w:val="20"/><w:szCs w:val="20"/></w:rPr><w:t>____________________</w:t></w:r></w:p></w:tc><w:tc><w:tcPr><w:tcW w:w="5649" w:type="dxa"/><w:tcMar><w:top w:w="60" w:type="dxa"/><w:left w:w="80" w:type="dxa"/><w:bottom w:w="60" w:type="dxa"/><w:right w:w="80" w:type="dxa"/></w:tcMar></w:tcPr><w:p><w:r><w:rPr><w:b/><w:bCs/><w:sz w:val="20"/><w:szCs w:val="20"/></w:rPr><w:t xml:space="preserve">Date of Submission: </w:t></w:r><w:r><w:rPr><w:color w:val="595959"/><w:sz w:val="20"/><w:szCs w:val="20"/></w:rPr><w:t>____________________</w:t></w:r></w:p></w:tc></w:tr><w:tr><w:tblPrEx><w:tblBorders><w:top w:val="single" w:color="auto" w:sz="4" w:space="0"/><w:left w:val="single" w:color="auto" w:sz="4" w:space="0"/><w:bottom w:val="single" w:color="auto" w:sz="4" w:space="0"/><w:right w:val="single" w:color="auto" w:sz="4" w:space="0"/><w:insideH w:val="single" w:color="auto" w:sz="4" w:space="0"/><w:insideV w:val="single" w:color="auto" w:sz="4" w:space="0"/></w:tblBorders><w:tblCellMar><w:top w:w="0" w:type="dxa"/><w:left w:w="10" w:type="dxa"/><w:bottom w:w="0" w:type="dxa"/><w:right w:w="10" w:type="dxa"/></w:tblCellMar></w:tblPrEx><w:tc><w:tcPr><w:tcW w:w="5094" w:type="dxa"/><w:tcMar><w:top w:w="60" w:type="dxa"/><w:left w:w="80" w:type="dxa"/><w:bottom w:w="60" w:type="dxa"/><w:right w:w="80" w:type="dxa"/></w:tcMar></w:tcPr><w:p><w:r><w:rPr><w:b/><w:bCs/><w:sz w:val="20"/><w:szCs w:val="20"/></w:rPr><w:t xml:space="preserve">Sanction / Work Order Reference: </w:t></w:r><w:r><w:rPr><w:color w:val="595959"/><w:sz w:val="20"/><w:szCs w:val="20"/></w:rPr><w:t>____________________</w:t></w:r></w:p></w:tc><w:tc><w:tcPr><w:tcW w:w="5649" w:type="dxa"/><w:tcMar><w:top w:w="60" w:type="dxa"/><w:left w:w="80" w:type="dxa"/><w:bottom w:w="60" w:type="dxa"/><w:right w:w="80" w:type="dxa"/></w:tcMar></w:tcPr><w:p><w:r><w:rPr><w:b/><w:bCs/><w:sz w:val="20"/><w:szCs w:val="20"/></w:rPr><w:t xml:space="preserve">Total Funds Released by SS-K (₹): </w:t></w:r><w:r><w:rPr><w:color w:val="595959"/><w:sz w:val="20"/><w:szCs w:val="20"/></w:rPr><w:t>____________________</w:t></w:r></w:p></w:tc></w:tr></w:tbl><w:p><w:pPr><w:jc w:val="both"/><w:rPr><w:b/><w:sz w:val="28"/></w:rPr></w:pPr></w:p><w:tbl><w:tblPr><w:tblStyle w:val="35"/><w:tblW w:w="10757" w:type="dxa"/><w:tblInd w:w="0" w:type="dxa"/><w:tblBorders><w:top w:val="single" w:color="auto" w:sz="4" w:space="0"/><w:left w:val="single" w:color="auto" w:sz="4" w:space="0"/><w:bottom w:val="single" w:color="auto" w:sz="4" w:space="0"/><w:right w:val="single" w:color="auto" w:sz="4" w:space="0"/><w:insideH w:val="single" w:color="auto" w:sz="4" w:space="0"/><w:insideV w:val="single" w:color="auto" w:sz="4" w:space="0"/></w:tblBorders><w:tblLayout w:type="autofit"/><w:tblCellMar><w:top w:w="0" w:type="dxa"/><w:left w:w="108" w:type="dxa"/><w:bottom w:w="0" w:type="dxa"/><w:right w:w="108" w:type="dxa"/></w:tblCellMar></w:tblPr><w:tblGrid><w:gridCol w:w="4855"/><w:gridCol w:w="1937"/><w:gridCol w:w="1909"/><w:gridCol w:w="2056"/></w:tblGrid><w:tr><w:tblPrEx><w:tblBorders><w:top w:val="single" w:color="auto" w:sz="4" w:space="0"/><w:left w:val="single" w:color="auto" w:sz="4" w:space="0"/><w:bottom w:val="single" w:color="auto" w:sz="4" w:space="0"/><w:right w:val="single" w:color="auto" w:sz="4" w:space="0"/><w:insideH w:val="single" w:color="auto" w:sz="4" w:space="0"/><w:insideV w:val="single" w:color="auto" w:sz="4" w:space="0"/></w:tblBorders><w:tblCellMar><w:top w:w="0" w:type="dxa"/><w:left w:w="108" w:type="dxa"/><w:bottom w:w="0" w:type="dxa"/><w:right w:w="108" w:type="dxa"/></w:tblCellMar></w:tblPrEx><w:tc><w:tcPr><w:tcW w:w="4855" w:type="dxa"/></w:tcPr><w:p><w:pPr><w:spacing w:after="0" w:line="360" w:lineRule="auto"/><w:rPr><w:rFonts w:hint="default"/><w:b/><w:bCs/><w:lang w:val="en-US"/></w:rPr></w:pPr><w:r><w:rPr><w:b/><w:bCs/></w:rPr><w:t>Budget Head</w:t></w:r><w:r><w:rPr><w:rFonts w:hint="default"/><w:b/><w:bCs/><w:lang w:val="en-US"/></w:rPr><w:t xml:space="preserve"> </w:t></w:r><w:r><w:rPr><w:b/><w:bCs/><w:color w:val="558ED5" w:themeColor="text2" w:themeTint="99"/><w:sz w:val="20"/><w:szCs w:val="20"/><w14:textFill><w14:solidFill><w14:schemeClr w14:val="tx2"><w14:lumMod w14:val="60000"/><w14:lumOff w14:val="40000"/></w14:schemeClr></w14:solidFill></w14:textFill></w:rPr><w:t xml:space="preserve"> </w:t></w:r><w:r><w:rPr><w:b/><w:bCs/><w:color w:val="000000" w:themeColor="text1"/><w:sz w:val="20"/><w:szCs w:val="20"/><w14:textFill><w14:solidFill><w14:schemeClr w14:val="tx1"/></w14:solidFill></w14:textFill></w:rPr><w:t>(per Annexure–8)</w:t></w:r></w:p></w:tc><w:tc><w:tcPr><w:tcW w:w="1937" w:type="dxa"/></w:tcPr><w:p><w:pPr><w:spacing w:after="0" w:line="360" w:lineRule="auto"/><w:rPr><w:b/><w:bCs/></w:rPr></w:pPr><w:r><w:rPr><w:b/><w:bCs/></w:rPr><w:t>Approved</w:t></w:r><w:r><w:rPr><w:b/><w:bCs/><w:color w:val="000000" w:themeColor="text1"/><w:sz w:val="20"/><w:szCs w:val="20"/><w14:textFill><w14:solidFill><w14:schemeClr w14:val="tx1"/></w14:solidFill></w14:textFill></w:rPr><w:t>(₹)</w:t></w:r></w:p></w:tc><w:tc><w:tcPr><w:tcW w:w="1909" w:type="dxa"/></w:tcPr><w:p><w:pPr><w:spacing w:after="0" w:line="360" w:lineRule="auto"/><w:rPr><w:b/><w:bCs/></w:rPr></w:pPr><w:r><w:rPr><w:b/><w:bCs/></w:rPr><w:t>Utilized</w:t></w:r><w:r><w:rPr><w:b/><w:bCs/><w:color w:val="000000" w:themeColor="text1"/><w:sz w:val="20"/><w:szCs w:val="20"/><w14:textFill><w14:solidFill><w14:schemeClr w14:val="tx1"/></w14:solidFill></w14:textFill></w:rPr><w:t>(₹)</w:t></w:r></w:p></w:tc><w:tc><w:tcPr><w:tcW w:w="2056" w:type="dxa"/></w:tcPr><w:p><w:pPr><w:spacing w:after="0" w:line="360" w:lineRule="auto"/><w:rPr><w:b/><w:bCs/></w:rPr></w:pPr><w:r><w:rPr><w:b/><w:bCs/></w:rPr><w:t>Balance</w:t></w:r><w:r><w:rPr><w:b/><w:bCs/><w:color w:val="000000" w:themeColor="text1"/><w:sz w:val="20"/><w:szCs w:val="20"/><w14:textFill><w14:solidFill><w14:schemeClr w14:val="tx1"/></w14:solidFill></w14:textFill></w:rPr><w:t>(₹)</w:t></w:r></w:p></w:tc></w:tr><w:tr><w:tblPrEx><w:tblBorders><w:top w:val="single" w:color="auto" w:sz="4" w:space="0"/><w:left w:val="single" w:color="auto" w:sz="4" w:space="0"/><w:bottom w:val="single" w:color="auto" w:sz="4" w:space="0"/><w:right w:val="single" w:color="auto" w:sz="4" w:space="0"/><w:insideH w:val="single" w:color="auto" w:sz="4" w:space="0"/><w:insideV w:val="single" w:color="auto" w:sz="4" w:space="0"/></w:tblBorders><w:tblCellMar><w:top w:w="0" w:type="dxa"/><w:left w:w="108" w:type="dxa"/><w:bottom w:w="0" w:type="dxa"/><w:right w:w="108" w:type="dxa"/></w:tblCellMar></w:tblPrEx><w:tc><w:tcPr><w:tcW w:w="4855" w:type="dxa"/></w:tcPr><w:p><w:pPr><w:spacing w:after="0" w:line="360" w:lineRule="auto"/></w:pPr><w:r><w:rPr><w:sz w:val="20"/><w:szCs w:val="20"/></w:rPr><w:t>ATL Trainer remuneration (97 @ ₹25,000/month)</w:t></w:r></w:p></w:tc><w:tc><w:tcPr><w:tcW w:w="1937" w:type="dxa"/></w:tcPr><w:p><w:pPr><w:spacing w:after="0" w:line="360" w:lineRule="auto"/></w:pPr></w:p></w:tc><w:tc><w:tcPr><w:tcW w:w="1909" w:type="dxa"/></w:tcPr><w:p><w:pPr><w:spacing w:after="0" w:line="360" w:lineRule="auto"/></w:pPr></w:p></w:tc><w:tc><w:tcPr><w:tcW w:w="2056" w:type="dxa"/></w:tcPr><w:p><w:pPr><w:spacing w:after="0" w:line="360" w:lineRule="auto"/></w:pPr></w:p></w:tc></w:tr><w:tr><w:tblPrEx><w:tblBorders><w:top w:val="single" w:color="auto" w:sz="4" w:space="0"/><w:left w:val="single" w:color="auto" w:sz="4" w:space="0"/><w:bottom w:val="single" w:color="auto" w:sz="4" w:space="0"/><w:right w:val="single" w:color="auto" w:sz="4" w:space="0"/><w:insideH w:val="single" w:color="auto" w:sz="4" w:space="0"/><w:insideV w:val="single" w:color="auto" w:sz="4" w:space="0"/></w:tblBorders><w:tblCellMar><w:top w:w="0" w:type="dxa"/><w:left w:w="108" w:type="dxa"/><w:bottom w:w="0" w:type="dxa"/><w:right w:w="108" w:type="dxa"/></w:tblCellMar></w:tblPrEx><w:tc><w:tcPr><w:tcW w:w="4855" w:type="dxa"/></w:tcPr><w:p><w:pPr><w:spacing w:after="0" w:line="360" w:lineRule="auto"/></w:pPr><w:r><w:rPr><w:sz w:val="20"/><w:szCs w:val="20"/></w:rPr><w:t>Master Trainer remuneration (08 @ ₹30,000/month)</w:t></w:r></w:p></w:tc><w:tc><w:tcPr><w:tcW w:w="1937" w:type="dxa"/></w:tcPr><w:p><w:pPr><w:spacing w:after="0" w:line="360" w:lineRule="auto"/></w:pPr></w:p></w:tc><w:tc><w:tcPr><w:tcW w:w="1909" w:type="dxa"/></w:tcPr><w:p><w:pPr><w:spacing w:after="0" w:line="360" w:lineRule="auto"/></w:pPr></w:p></w:tc><w:tc><w:tcPr><w:tcW w:w="2056" w:type="dxa"/></w:tcPr><w:p><w:pPr><w:spacing w:after="0" w:line="360" w:lineRule="auto"/></w:pPr></w:p></w:tc></w:tr><w:tr><w:tblPrEx><w:tblBorders><w:top w:val="single" w:color="auto" w:sz="4" w:space="0"/><w:left w:val="single" w:color="auto" w:sz="4" w:space="0"/><w:bottom w:val="single" w:color="auto" w:sz="4" w:space="0"/><w:right w:val="single" w:color="auto" w:sz="4" w:space="0"/><w:insideH w:val="single" w:color="auto" w:sz="4" w:space="0"/><w:insideV w:val="single" w:color="auto" w:sz="4" w:space="0"/></w:tblBorders><w:tblCellMar><w:top w:w="0" w:type="dxa"/><w:left w:w="108" w:type="dxa"/><w:bottom w:w="0" w:type="dxa"/><w:right w:w="108" w:type="dxa"/></w:tblCellMar></w:tblPrEx><w:tc><w:tcPr><w:tcW w:w="4855" w:type="dxa"/></w:tcPr><w:p><w:pPr><w:spacing w:after="0" w:line="360" w:lineRule="auto"/></w:pPr><w:r><w:rPr><w:sz w:val="20"/><w:szCs w:val="20"/></w:rPr><w:t>Consumables, minor maintenance &amp; monitoring dashboard (₹54,900/ATL/yr)</w:t></w:r></w:p></w:tc><w:tc><w:tcPr><w:tcW w:w="1937" w:type="dxa"/></w:tcPr><w:p><w:pPr><w:spacing w:after="0" w:line="360" w:lineRule="auto"/></w:pPr></w:p></w:tc><w:tc><w:tcPr><w:tcW w:w="1909" w:type="dxa"/></w:tcPr><w:p><w:pPr><w:spacing w:after="0" w:line="360" w:lineRule="auto"/></w:pPr></w:p></w:tc><w:tc><w:tcPr><w:tcW w:w="2056" w:type="dxa"/></w:tcPr><w:p><w:pPr><w:spacing w:after="0" w:line="360" w:lineRule="auto"/></w:pPr></w:p></w:tc></w:tr><w:tr><w:tblPrEx><w:tblBorders><w:top w:val="single" w:color="auto" w:sz="4" w:space="0"/><w:left w:val="single" w:color="auto" w:sz="4" w:space="0"/><w:bottom w:val="single" w:color="auto" w:sz="4" w:space="0"/><w:right w:val="single" w:color="auto" w:sz="4" w:space="0"/><w:insideH w:val="single" w:color="auto" w:sz="4" w:space="0"/><w:insideV w:val="single" w:color="auto" w:sz="4" w:space="0"/></w:tblBorders><w:tblCellMar><w:top w:w="0" w:type="dxa"/><w:left w:w="108" w:type="dxa"/><w:bottom w:w="0" w:type="dxa"/><w:right w:w="108" w:type="dxa"/></w:tblCellMar></w:tblPrEx><w:tc><w:tcPr><w:tcW w:w="4855" w:type="dxa"/></w:tcPr><w:p><w:pPr><w:spacing w:after="0" w:line="360" w:lineRule="auto"/></w:pPr><w:r><w:rPr><w:sz w:val="20"/><w:szCs w:val="20"/></w:rPr><w:t>Industry exposure visits (₹20,000/ATL/yr)</w:t></w:r></w:p></w:tc><w:tc><w:tcPr><w:tcW w:w="1937" w:type="dxa"/></w:tcPr><w:p><w:pPr><w:spacing w:after="0" w:line="360" w:lineRule="auto"/></w:pPr></w:p></w:tc><w:tc><w:tcPr><w:tcW w:w="1909" w:type="dxa"/></w:tcPr><w:p><w:pPr><w:spacing w:after="0" w:line="360" w:lineRule="auto"/></w:pPr></w:p></w:tc><w:tc><w:tcPr><w:tcW w:w="2056" w:type="dxa"/></w:tcPr><w:p><w:pPr><w:spacing w:after="0" w:line="360" w:lineRule="auto"/></w:pPr></w:p></w:tc></w:tr><w:tr><w:tblPrEx><w:tblBorders><w:top w:val="single" w:color="auto" w:sz="4" w:space="0"/><w:left w:val="single" w:color="auto" w:sz="4" w:space="0"/><w:bottom w:val="single" w:color="auto" w:sz="4" w:space="0"/><w:right w:val="single" w:color="auto" w:sz="4" w:space="0"/><w:insideH w:val="single" w:color="auto" w:sz="4" w:space="0"/><w:insideV w:val="single" w:color="auto" w:sz="4" w:space="0"/></w:tblBorders><w:tblCellMar><w:top w:w="0" w:type="dxa"/><w:left w:w="108" w:type="dxa"/><w:bottom w:w="0" w:type="dxa"/><w:right w:w="108" w:type="dxa"/></w:tblCellMar></w:tblPrEx><w:tc><w:tcPr><w:tcW w:w="4855" w:type="dxa"/></w:tcPr><w:p><w:pPr><w:spacing w:after="0" w:line="360" w:lineRule="auto"/></w:pPr><w:r><w:rPr><w:sz w:val="20"/><w:szCs w:val="20"/></w:rPr><w:t>Inter-ATL skill competitions (₹10,000/ATL/yr)</w:t></w:r></w:p></w:tc><w:tc><w:tcPr><w:tcW w:w="1937" w:type="dxa"/></w:tcPr><w:p><w:pPr><w:spacing w:after="0" w:line="360" w:lineRule="auto"/></w:pPr></w:p></w:tc><w:tc><w:tcPr><w:tcW w:w="1909" w:type="dxa"/></w:tcPr><w:p><w:pPr><w:spacing w:after="0" w:line="360" w:lineRule="auto"/></w:pPr></w:p></w:tc><w:tc><w:tcPr><w:tcW w:w="2056" w:type="dxa"/></w:tcPr><w:p><w:pPr><w:spacing w:after="0" w:line="360" w:lineRule="auto"/></w:pPr></w:p></w:tc></w:tr><w:tr><w:tblPrEx><w:tblBorders><w:top w:val="single" w:color="auto" w:sz="4" w:space="0"/><w:left w:val="single" w:color="auto" w:sz="4" w:space="0"/><w:bottom w:val="single" w:color="auto" w:sz="4" w:space="0"/><w:right w:val="single" w:color="auto" w:sz="4" w:space="0"/><w:insideH w:val="single" w:color="auto" w:sz="4" w:space="0"/><w:insideV w:val="single" w:color="auto" w:sz="4" w:space="0"/></w:tblBorders><w:tblCellMar><w:top w:w="0" w:type="dxa"/><w:left w:w="108" w:type="dxa"/><w:bottom w:w="0" w:type="dxa"/><w:right w:w="108" w:type="dxa"/></w:tblCellMar></w:tblPrEx><w:tc><w:tcPr><w:tcW w:w="4855" w:type="dxa"/></w:tcPr><w:p><w:pPr><w:spacing w:after="0" w:line="360" w:lineRule="auto"/></w:pPr><w:r><w:rPr><w:sz w:val="20"/><w:szCs w:val="20"/></w:rPr><w:t>Total</w:t></w:r></w:p></w:tc><w:tc><w:tcPr><w:tcW w:w="1937" w:type="dxa"/></w:tcPr><w:p><w:pPr><w:spacing w:after="0" w:line="360" w:lineRule="auto"/></w:pPr></w:p></w:tc><w:tc><w:tcPr><w:tcW w:w="1909" w:type="dxa"/></w:tcPr><w:p><w:pPr><w:spacing w:after="0" w:line="360" w:lineRule="auto"/></w:pPr></w:p></w:tc><w:tc><w:tcPr><w:tcW w:w="2056" w:type="dxa"/></w:tcPr><w:p><w:pPr><w:spacing w:after="0" w:line="360" w:lineRule="auto"/></w:pPr></w:p></w:tc></w:tr></w:tbl><w:p><w:pPr><w:spacing w:after="120" w:line="276" w:lineRule="auto"/><w:jc w:val="both"/></w:pPr></w:p><w:p><w:pPr><w:spacing w:after="120" w:line="276" w:lineRule="auto"/><w:jc w:val="both"/></w:pPr><w:r><w:t>Certified that the funds indicated above have been utilized for the purposes for which they were sanctioned, in accordance with the MoU and its Annexures, and that remuneration to Trainers and Master Trainers was paid on or before the 10th of each succeeding month irrespective of release of funds to the Training Provider. The accompanying Project Implementation Report (enrolment, completion, curriculum coverage, activities and KPI status for the period) forms an integral part of this certificate.</w:t></w:r></w:p><w:p/><w:tbl><w:tblPr><w:tblStyle w:val="12"/><w:tblW w:w="10757" w:type="dxa"/><w:tblInd w:w="0" w:type="dxa"/><w:tblBorders><w:top w:val="single" w:color="auto" w:sz="4" w:space="0"/><w:left w:val="single" w:color="auto" w:sz="4" w:space="0"/><w:bottom w:val="single" w:color="auto" w:sz="4" w:space="0"/><w:right w:val="single" w:color="auto" w:sz="4" w:space="0"/><w:insideH w:val="single" w:color="auto" w:sz="4" w:space="0"/><w:insideV w:val="single" w:color="auto" w:sz="4" w:space="0"/></w:tblBorders><w:tblLayout w:type="autofit"/><w:tblCellMar><w:top w:w="0" w:type="dxa"/><w:left w:w="10" w:type="dxa"/><w:bottom w:w="0" w:type="dxa"/><w:right w:w="10" w:type="dxa"/></w:tblCellMar></w:tblPr><w:tblGrid><w:gridCol w:w="5529"/><w:gridCol w:w="5228"/></w:tblGrid><w:tr><w:tblPrEx><w:tblBorders><w:top w:val="single" w:color="auto" w:sz="4" w:space="0"/><w:left w:val="single" w:color="auto" w:sz="4" w:space="0"/><w:bottom w:val="single" w:color="auto" w:sz="4" w:space="0"/><w:right w:val="single" w:color="auto" w:sz="4" w:space="0"/><w:insideH w:val="single" w:color="auto" w:sz="4" w:space="0"/><w:insideV w:val="single" w:color="auto" w:sz="4" w:space="0"/></w:tblBorders><w:tblCellMar><w:top w:w="0" w:type="dxa"/><w:left w:w="10" w:type="dxa"/><w:bottom w:w="0" w:type="dxa"/><w:right w:w="10" w:type="dxa"/></w:tblCellMar></w:tblPrEx><w:trPr><w:tblHeader/></w:trPr><w:tc><w:tcPr><w:tcW w:w="5529" w:type="dxa"/><w:shd w:val="clear" w:color="auto" w:fill="D9E2F3"/><w:tcMar><w:top w:w="50" w:type="dxa"/><w:left w:w="80" w:type="dxa"/><w:bottom w:w="50" w:type="dxa"/><w:right w:w="80" w:type="dxa"/></w:tcMar></w:tcPr><w:p><w:pPr><w:jc w:val="center"/></w:pPr><w:r><w:rPr><w:b/><w:bCs/><w:sz w:val="19"/><w:szCs w:val="19"/></w:rPr><w:t>Implementation Highlights for the Period</w:t></w:r></w:p></w:tc><w:tc><w:tcPr><w:tcW w:w="5228" w:type="dxa"/><w:shd w:val="clear" w:color="auto" w:fill="D9E2F3"/><w:tcMar><w:top w:w="50" w:type="dxa"/><w:left w:w="80" w:type="dxa"/><w:bottom w:w="50" w:type="dxa"/><w:right w:w="80" w:type="dxa"/></w:tcMar></w:tcPr><w:p><w:pPr><w:jc w:val="center"/></w:pPr><w:r><w:rPr><w:b/><w:bCs/><w:sz w:val="19"/><w:szCs w:val="19"/></w:rPr><w:t>Deviations / Explanations (if any)</w:t></w:r></w:p></w:tc></w:tr><w:tr><w:tblPrEx><w:tblBorders><w:top w:val="single" w:color="auto" w:sz="4" w:space="0"/><w:left w:val="single" w:color="auto" w:sz="4" w:space="0"/><w:bottom w:val="single" w:color="auto" w:sz="4" w:space="0"/><w:right w:val="single" w:color="auto" w:sz="4" w:space="0"/><w:insideH w:val="single" w:color="auto" w:sz="4" w:space="0"/><w:insideV w:val="single" w:color="auto" w:sz="4" w:space="0"/></w:tblBorders><w:tblCellMar><w:top w:w="0" w:type="dxa"/><w:left w:w="10" w:type="dxa"/><w:bottom w:w="0" w:type="dxa"/><w:right w:w="10" w:type="dxa"/></w:tblCellMar></w:tblPrEx><w:trPr><w:trHeight w:val="360" w:hRule="atLeast"/></w:trPr><w:tc><w:tcPr><w:tcW w:w="5529" w:type="dxa"/></w:tcPr><w:p/></w:tc><w:tc><w:tcPr><w:tcW w:w="5228" w:type="dxa"/></w:tcPr><w:p/></w:tc></w:tr><w:tr><w:tblPrEx><w:tblBorders><w:top w:val="single" w:color="auto" w:sz="4" w:space="0"/><w:left w:val="single" w:color="auto" w:sz="4" w:space="0"/><w:bottom w:val="single" w:color="auto" w:sz="4" w:space="0"/><w:right w:val="single" w:color="auto" w:sz="4" w:space="0"/><w:insideH w:val="single" w:color="auto" w:sz="4" w:space="0"/><w:insideV w:val="single" w:color="auto" w:sz="4" w:space="0"/></w:tblBorders><w:tblCellMar><w:top w:w="0" w:type="dxa"/><w:left w:w="10" w:type="dxa"/><w:bottom w:w="0" w:type="dxa"/><w:right w:w="10" w:type="dxa"/></w:tblCellMar></w:tblPrEx><w:trPr><w:trHeight w:val="360" w:hRule="atLeast"/></w:trPr><w:tc><w:tcPr><w:tcW w:w="5529" w:type="dxa"/></w:tcPr><w:p/></w:tc><w:tc><w:tcPr><w:tcW w:w="5228" w:type="dxa"/></w:tcPr><w:p/></w:tc></w:tr><w:tr><w:tblPrEx><w:tblBorders><w:top w:val="single" w:color="auto" w:sz="4" w:space="0"/><w:left w:val="single" w:color="auto" w:sz="4" w:space="0"/><w:bottom w:val="single" w:color="auto" w:sz="4" w:space="0"/><w:right w:val="single" w:color="auto" w:sz="4" w:space="0"/><w:insideH w:val="single" w:color="auto" w:sz="4" w:space="0"/><w:insideV w:val="single" w:color="auto" w:sz="4" w:space="0"/></w:tblBorders><w:tblCellMar><w:top w:w="0" w:type="dxa"/><w:left w:w="10" w:type="dxa"/><w:bottom w:w="0" w:type="dxa"/><w:right w:w="10" w:type="dxa"/></w:tblCellMar></w:tblPrEx><w:trPr><w:trHeight w:val="360" w:hRule="atLeast"/></w:trPr><w:tc><w:tcPr><w:tcW w:w="5529" w:type="dxa"/></w:tcPr><w:p/></w:tc><w:tc><w:tcPr><w:tcW w:w="5228" w:type="dxa"/></w:tcPr><w:p/></w:tc></w:tr></w:tbl><w:p><w:pPr><w:spacing w:before="80" w:after="120"/></w:pPr><w:r><w:rPr><w:i/><w:iCs/><w:color w:val="595959"/><w:sz w:val="19"/><w:szCs w:val="19"/></w:rPr><w:t>Note: To be submitted in the manner and within the timeline prescribed by SS-K, as per the amended Annexure–8. Approved costs are released subject to SS-K approval and fulfillment of prescribed terms and conditions.</w:t></w:r></w:p><w:p/><w:tbl><w:tblPr><w:tblStyle w:val="12"/><w:tblW w:w="10751" w:type="dxa"/><w:tblInd w:w="-57" w:type="dxa"/><w:tblLayout w:type="autofit"/><w:tblCellMar><w:top w:w="0" w:type="dxa"/><w:left w:w="10" w:type="dxa"/><w:bottom w:w="0" w:type="dxa"/><w:right w:w="10" w:type="dxa"/></w:tblCellMar></w:tblPr><w:tblGrid><w:gridCol w:w="5516"/><w:gridCol w:w="5235"/></w:tblGrid><w:tr><w:tblPrEx><w:tblCellMar><w:top w:w="0" w:type="dxa"/><w:left w:w="10" w:type="dxa"/><w:bottom w:w="0" w:type="dxa"/><w:right w:w="10" w:type="dxa"/></w:tblCellMar></w:tblPrEx><w:tc><w:tcPr><w:tcW w:w="5516" w:type="dxa"/></w:tcPr><w:p><w:pPr><w:spacing w:before="500"/><w:jc w:val="center"/></w:pPr><w:r><w:rPr><w:sz w:val="20"/><w:szCs w:val="20"/></w:rPr><w:t>____________________________</w:t></w:r></w:p><w:p><w:pPr><w:jc w:val="center"/></w:pPr><w:r><w:rPr><w:b/><w:bCs/><w:sz w:val="20"/><w:szCs w:val="20"/></w:rPr><w:t>Authorized Signatory, GTTC (with Seal)</w:t></w:r></w:p><w:p><w:pPr><w:jc w:val="center"/></w:pPr><w:r><w:rPr><w:color w:val="595959"/><w:sz w:val="18"/><w:szCs w:val="18"/></w:rPr><w:t>Name / Designation / Date &amp; Seal</w:t></w:r></w:p></w:tc><w:tc><w:tcPr><w:tcW w:w="5235" w:type="dxa"/></w:tcPr><w:p><w:pPr><w:spacing w:before="500"/><w:jc w:val="center"/></w:pPr><w:r><w:rPr><w:sz w:val="20"/><w:szCs w:val="20"/></w:rPr><w:t>____________________________</w:t></w:r></w:p><w:p><w:pPr><w:jc w:val="center"/></w:pPr><w:r><w:rPr><w:b/><w:bCs/><w:sz w:val="20"/><w:szCs w:val="20"/></w:rPr><w:t>Countersigned — SS-K (Office Use)</w:t></w:r></w:p><w:p><w:pPr><w:jc w:val="center"/></w:pPr><w:r><w:rPr><w:color w:val="595959"/><w:sz w:val="18"/><w:szCs w:val="18"/></w:rPr><w:t>Name / Designation / Date &amp; Seal</w:t></w:r></w:p></w:tc></w:tr></w:tbl><w:p/></w:body>
+<file path=word/document.xml><?xml version="1.0" encoding="utf-8"?>
+<w:document xmlns:a="http://schemas.openxmlformats.org/drawingml/2006/main" xmlns:mc="http://schemas.openxmlformats.org/markup-compatibility/2006" xmlns:pic="http://schemas.openxmlformats.org/drawingml/2006/picture" xmlns:r="http://schemas.openxmlformats.org/officeDocument/2006/relationships" xmlns:w="http://schemas.openxmlformats.org/wordprocessingml/2006/main" xmlns:w14="http://schemas.microsoft.com/office/word/2010/wordml" xmlns:wp="http://schemas.openxmlformats.org/drawingml/2006/wordprocessingDrawing" mc:Ignorable="w14 w15 wp14">
+  <w:body>
+    <w:tbl>
+      <w:tblPr>
+        <w:tblStyle w:val="12"/>
+        <w:tblW w:w="10765" w:type="dxa"/>
+        <w:tblInd w:w="0" w:type="dxa"/>
+        <w:tblLayout w:type="autofit"/>
+        <w:tblCellMar>
+          <w:top w:w="0" w:type="dxa"/>
+          <w:left w:w="108" w:type="dxa"/>
+          <w:bottom w:w="0" w:type="dxa"/>
+          <w:right w:w="108" w:type="dxa"/>
+        </w:tblCellMar>
+      </w:tblPr>
+      <w:tblGrid>
+        <w:gridCol w:w="2236"/>
+        <w:gridCol w:w="5537"/>
+        <w:gridCol w:w="2992"/>
+      </w:tblGrid>
+      <w:tr>
+        <w:tblPrEx>
+          <w:tblCellMar>
+            <w:top w:w="0" w:type="dxa"/>
+            <w:left w:w="108" w:type="dxa"/>
+            <w:bottom w:w="0" w:type="dxa"/>
+            <w:right w:w="108" w:type="dxa"/>
+          </w:tblCellMar>
+        </w:tblPrEx>
+        <w:trPr>
+          <w:trHeight w:val="1082" w:hRule="atLeast"/>
+        </w:trPr>
+        <w:tc>
+          <w:tcPr>
+            <w:tcW w:w="2219" w:type="dxa"/>
+          </w:tcPr>
+          <w:p>
+            <w:pPr>
+              <w:jc w:val="center"/>
+            </w:pPr>
+            <w:bookmarkStart w:id="0" w:name="_GoBack"/>
+            <w:bookmarkEnd w:id="0"/>
+            <w:r>
+              <w:drawing>
+                <wp:inline distT="0" distB="0" distL="114300" distR="114300">
+                  <wp:extent cx="731520" cy="620395"/>
+                  <wp:effectExtent l="0" t="0" r="0" b="4445"/>
+                  <wp:docPr id="29" name="Picture 29"/>
+                  <wp:cNvGraphicFramePr>
+                    <a:graphicFrameLocks noChangeAspect="1"/>
+                  </wp:cNvGraphicFramePr>
+                  <a:graphic>
+                    <a:graphicData uri="http://schemas.openxmlformats.org/drawingml/2006/picture">
+                      <pic:pic>
+                        <pic:nvPicPr>
+                          <pic:cNvPr id="29" name="Picture 29"/>
+                          <pic:cNvPicPr>
+                            <a:picLocks noChangeAspect="1"/>
+                          </pic:cNvPicPr>
+                        </pic:nvPicPr>
+                        <pic:blipFill>
+                          <a:blip r:embed="rId6"/>
+                          <a:srcRect t="15191"/>
+                          <a:stretch>
+                            <a:fillRect/>
+                          </a:stretch>
+                        </pic:blipFill>
+                        <pic:spPr>
+                          <a:xfrm>
+                            <a:off x="0" y="0"/>
+                            <a:ext cx="731520" cy="620395"/>
+                          </a:xfrm>
+                          <a:prstGeom prst="rect">
+                            <a:avLst/>
+                          </a:prstGeom>
+                        </pic:spPr>
+                      </pic:pic>
+                    </a:graphicData>
+                  </a:graphic>
+                </wp:inline>
+              </w:drawing>
+            </w:r>
+          </w:p>
+        </w:tc>
+        <w:tc>
+          <w:tcPr>
+            <w:tcW w:w="5495" w:type="dxa"/>
+            <w:vAlign w:val="center"/>
+          </w:tcPr>
+          <w:p>
+            <w:pPr>
+              <w:jc w:val="center"/>
+              <w:rPr>
+                <w:rFonts w:hint="default"/>
+                <w:lang w:val="en-US"/>
+              </w:rPr>
+            </w:pPr>
+            <w:r>
+              <w:rPr>
+                <w:b/>
+                <w:sz w:val="26"/>
+                <w:szCs w:val="26"/>
+              </w:rPr>
+              <w:t>Empowering ATL Programme – Karnataka</w:t>
+            </w:r>
+            <w:r>
+              <w:rPr>
+                <w:b/>
+                <w:sz w:val="26"/>
+                <w:szCs w:val="26"/>
+              </w:rPr>
+              <w:br w:type="textWrapping"/>
+            </w:r>
+            <w:r>
+              <w:rPr>
+                <w:rFonts w:hint="default"/>
+                <w:b/>
+                <w:sz w:val="26"/>
+                <w:szCs w:val="26"/>
+                <w:lang w:val="en-US"/>
+              </w:rPr>
+              <w:t>Utilization Certificate &amp; Project Report</w:t>
+            </w:r>
+            <w:r>
+              <w:rPr>
+                <w:rFonts w:hint="default"/>
+                <w:b/>
+                <w:sz w:val="26"/>
+                <w:lang w:val="en-US"/>
+              </w:rPr>
+              <w:t xml:space="preserve"> </w:t>
+            </w:r>
+            <w:r>
+              <w:rPr>
+                <w:sz w:val="26"/>
+                <w:szCs w:val="26"/>
+              </w:rPr>
+              <w:br w:type="textWrapping"/>
+            </w:r>
+            <w:r>
+              <w:rPr>
+                <w:sz w:val="26"/>
+                <w:szCs w:val="26"/>
+              </w:rPr>
+              <w:t>Form Code: MER-</w:t>
+            </w:r>
+            <w:r>
+              <w:rPr>
+                <w:rFonts w:hint="default"/>
+                <w:sz w:val="26"/>
+                <w:szCs w:val="26"/>
+                <w:lang w:val="en-US"/>
+              </w:rPr>
+              <w:t>10</w:t>
+            </w:r>
+          </w:p>
+        </w:tc>
+        <w:tc>
+          <w:tcPr>
+            <w:tcW w:w="2969" w:type="dxa"/>
+          </w:tcPr>
+          <w:p>
+            <w:pPr>
+              <w:jc w:val="center"/>
+            </w:pPr>
+            <w:r>
+              <w:drawing>
+                <wp:inline distT="0" distB="0" distL="114300" distR="114300">
+                  <wp:extent cx="606425" cy="601980"/>
+                  <wp:effectExtent l="0" t="0" r="3175" b="7620"/>
+                  <wp:docPr id="30" name="Picture 30"/>
+                  <wp:cNvGraphicFramePr>
+                    <a:graphicFrameLocks noChangeAspect="1"/>
+                  </wp:cNvGraphicFramePr>
+                  <a:graphic>
+                    <a:graphicData uri="http://schemas.openxmlformats.org/drawingml/2006/picture">
+                      <pic:pic>
+                        <pic:nvPicPr>
+                          <pic:cNvPr id="30" name="Picture 30"/>
+                          <pic:cNvPicPr>
+                            <a:picLocks noChangeAspect="1"/>
+                          </pic:cNvPicPr>
+                        </pic:nvPicPr>
+                        <pic:blipFill>
+                          <a:blip r:embed="rId7"/>
+                          <a:srcRect t="10637" b="6585"/>
+                          <a:stretch>
+                            <a:fillRect/>
+                          </a:stretch>
+                        </pic:blipFill>
+                        <pic:spPr>
+                          <a:xfrm>
+                            <a:off x="0" y="0"/>
+                            <a:ext cx="606425" cy="601980"/>
+                          </a:xfrm>
+                          <a:prstGeom prst="rect">
+                            <a:avLst/>
+                          </a:prstGeom>
+                        </pic:spPr>
+                      </pic:pic>
+                    </a:graphicData>
+                  </a:graphic>
+                </wp:inline>
+              </w:drawing>
+            </w:r>
+          </w:p>
+        </w:tc>
+      </w:tr>
+    </w:tbl>
+    <w:p>
+      <w:pPr>
+        <w:jc w:val="both"/>
+        <w:rPr>
+          <w:b/>
+          <w:sz w:val="28"/>
+        </w:rPr>
+      </w:pPr>
+    </w:p>
+    <w:tbl>
+      <w:tblPr>
+        <w:tblStyle w:val="12"/>
+        <w:tblW w:w="10743" w:type="dxa"/>
+        <w:tblInd w:w="0" w:type="dxa"/>
+        <w:tblBorders>
+          <w:top w:val="single" w:color="auto" w:sz="4" w:space="0"/>
+          <w:left w:val="single" w:color="auto" w:sz="4" w:space="0"/>
+          <w:bottom w:val="single" w:color="auto" w:sz="4" w:space="0"/>
+          <w:right w:val="single" w:color="auto" w:sz="4" w:space="0"/>
+          <w:insideH w:val="single" w:color="auto" w:sz="4" w:space="0"/>
+          <w:insideV w:val="single" w:color="auto" w:sz="4" w:space="0"/>
+        </w:tblBorders>
+        <w:tblLayout w:type="autofit"/>
+        <w:tblCellMar>
+          <w:top w:w="0" w:type="dxa"/>
+          <w:left w:w="10" w:type="dxa"/>
+          <w:bottom w:w="0" w:type="dxa"/>
+          <w:right w:w="10" w:type="dxa"/>
+        </w:tblCellMar>
+      </w:tblPr>
+      <w:tblGrid>
+        <w:gridCol w:w="5094"/>
+        <w:gridCol w:w="5649"/>
+      </w:tblGrid>
+      <w:tr>
+        <w:tblPrEx>
+          <w:tblBorders>
+            <w:top w:val="single" w:color="auto" w:sz="4" w:space="0"/>
+            <w:left w:val="single" w:color="auto" w:sz="4" w:space="0"/>
+            <w:bottom w:val="single" w:color="auto" w:sz="4" w:space="0"/>
+            <w:right w:val="single" w:color="auto" w:sz="4" w:space="0"/>
+            <w:insideH w:val="single" w:color="auto" w:sz="4" w:space="0"/>
+            <w:insideV w:val="single" w:color="auto" w:sz="4" w:space="0"/>
+          </w:tblBorders>
+          <w:tblCellMar>
+            <w:top w:w="0" w:type="dxa"/>
+            <w:left w:w="10" w:type="dxa"/>
+            <w:bottom w:w="0" w:type="dxa"/>
+            <w:right w:w="10" w:type="dxa"/>
+          </w:tblCellMar>
+        </w:tblPrEx>
+        <w:tc>
+          <w:tcPr>
+            <w:tcW w:w="5094" w:type="dxa"/>
+            <w:tcMar>
+              <w:top w:w="60" w:type="dxa"/>
+              <w:left w:w="80" w:type="dxa"/>
+              <w:bottom w:w="60" w:type="dxa"/>
+              <w:right w:w="80" w:type="dxa"/>
+            </w:tcMar>
+          </w:tcPr>
+          <w:p>
+            <w:r>
+              <w:rPr>
+                <w:b/>
+                <w:bCs/>
+                <w:sz w:val="20"/>
+                <w:szCs w:val="20"/>
+              </w:rPr>
+              <w:t xml:space="preserve">Period Covered: </w:t>
+            </w:r>
+            <w:r>
+              <w:rPr>
+                <w:color w:val="595959"/>
+                <w:sz w:val="20"/>
+                <w:szCs w:val="20"/>
+              </w:rPr>
+              <w:t>____________________</w:t>
+            </w:r>
+          </w:p>
+        </w:tc>
+        <w:tc>
+          <w:tcPr>
+            <w:tcW w:w="5649" w:type="dxa"/>
+            <w:tcMar>
+              <w:top w:w="60" w:type="dxa"/>
+              <w:left w:w="80" w:type="dxa"/>
+              <w:bottom w:w="60" w:type="dxa"/>
+              <w:right w:w="80" w:type="dxa"/>
+            </w:tcMar>
+          </w:tcPr>
+          <w:p>
+            <w:r>
+              <w:rPr>
+                <w:b/>
+                <w:bCs/>
+                <w:sz w:val="20"/>
+                <w:szCs w:val="20"/>
+              </w:rPr>
+              <w:t xml:space="preserve">Date of Submission: </w:t>
+            </w:r>
+            <w:r>
+              <w:rPr>
+                <w:color w:val="595959"/>
+                <w:sz w:val="20"/>
+                <w:szCs w:val="20"/>
+              </w:rPr>
+              <w:t>____________________</w:t>
+            </w:r>
+          </w:p>
+        </w:tc>
+      </w:tr>
+      <w:tr>
+        <w:tblPrEx>
+          <w:tblBorders>
+            <w:top w:val="single" w:color="auto" w:sz="4" w:space="0"/>
+            <w:left w:val="single" w:color="auto" w:sz="4" w:space="0"/>
+            <w:bottom w:val="single" w:color="auto" w:sz="4" w:space="0"/>
+            <w:right w:val="single" w:color="auto" w:sz="4" w:space="0"/>
+            <w:insideH w:val="single" w:color="auto" w:sz="4" w:space="0"/>
+            <w:insideV w:val="single" w:color="auto" w:sz="4" w:space="0"/>
+          </w:tblBorders>
+          <w:tblCellMar>
+            <w:top w:w="0" w:type="dxa"/>
+            <w:left w:w="10" w:type="dxa"/>
+            <w:bottom w:w="0" w:type="dxa"/>
+            <w:right w:w="10" w:type="dxa"/>
+          </w:tblCellMar>
+        </w:tblPrEx>
+        <w:tc>
+          <w:tcPr>
+            <w:tcW w:w="5094" w:type="dxa"/>
+            <w:tcMar>
+              <w:top w:w="60" w:type="dxa"/>
+              <w:left w:w="80" w:type="dxa"/>
+              <w:bottom w:w="60" w:type="dxa"/>
+              <w:right w:w="80" w:type="dxa"/>
+            </w:tcMar>
+          </w:tcPr>
+          <w:p>
+            <w:r>
+              <w:rPr>
+                <w:b/>
+                <w:bCs/>
+                <w:sz w:val="20"/>
+                <w:szCs w:val="20"/>
+              </w:rPr>
+              <w:t xml:space="preserve">Sanction / Work Order Reference: </w:t>
+            </w:r>
+            <w:r>
+              <w:rPr>
+                <w:color w:val="595959"/>
+                <w:sz w:val="20"/>
+                <w:szCs w:val="20"/>
+              </w:rPr>
+              <w:t>____________________</w:t>
+            </w:r>
+          </w:p>
+        </w:tc>
+        <w:tc>
+          <w:tcPr>
+            <w:tcW w:w="5649" w:type="dxa"/>
+            <w:tcMar>
+              <w:top w:w="60" w:type="dxa"/>
+              <w:left w:w="80" w:type="dxa"/>
+              <w:bottom w:w="60" w:type="dxa"/>
+              <w:right w:w="80" w:type="dxa"/>
+            </w:tcMar>
+          </w:tcPr>
+          <w:p>
+            <w:r>
+              <w:rPr>
+                <w:b/>
+                <w:bCs/>
+                <w:sz w:val="20"/>
+                <w:szCs w:val="20"/>
+              </w:rPr>
+              <w:t xml:space="preserve">Total Funds Released by SS-K (₹): </w:t>
+            </w:r>
+            <w:r>
+              <w:rPr>
+                <w:color w:val="595959"/>
+                <w:sz w:val="20"/>
+                <w:szCs w:val="20"/>
+              </w:rPr>
+              <w:t>____________________</w:t>
+            </w:r>
+          </w:p>
+        </w:tc>
+      </w:tr>
+    </w:tbl>
+    <w:p>
+      <w:pPr>
+        <w:jc w:val="both"/>
+        <w:rPr>
+          <w:b/>
+          <w:sz w:val="28"/>
+        </w:rPr>
+      </w:pPr>
+    </w:p>
+    <w:tbl>
+      <w:tblPr>
+        <w:tblStyle w:val="35"/>
+        <w:tblW w:w="10757" w:type="dxa"/>
+        <w:tblInd w:w="0" w:type="dxa"/>
+        <w:tblBorders>
+          <w:top w:val="single" w:color="auto" w:sz="4" w:space="0"/>
+          <w:left w:val="single" w:color="auto" w:sz="4" w:space="0"/>
+          <w:bottom w:val="single" w:color="auto" w:sz="4" w:space="0"/>
+          <w:right w:val="single" w:color="auto" w:sz="4" w:space="0"/>
+          <w:insideH w:val="single" w:color="auto" w:sz="4" w:space="0"/>
+          <w:insideV w:val="single" w:color="auto" w:sz="4" w:space="0"/>
+        </w:tblBorders>
+        <w:tblLayout w:type="autofit"/>
+        <w:tblCellMar>
+          <w:top w:w="0" w:type="dxa"/>
+          <w:left w:w="108" w:type="dxa"/>
+          <w:bottom w:w="0" w:type="dxa"/>
+          <w:right w:w="108" w:type="dxa"/>
+        </w:tblCellMar>
+      </w:tblPr>
+      <w:tblGrid>
+        <w:gridCol w:w="4855"/>
+        <w:gridCol w:w="1937"/>
+        <w:gridCol w:w="1909"/>
+        <w:gridCol w:w="2056"/>
+      </w:tblGrid>
+      <w:tr>
+        <w:tblPrEx>
+          <w:tblBorders>
+            <w:top w:val="single" w:color="auto" w:sz="4" w:space="0"/>
+            <w:left w:val="single" w:color="auto" w:sz="4" w:space="0"/>
+            <w:bottom w:val="single" w:color="auto" w:sz="4" w:space="0"/>
+            <w:right w:val="single" w:color="auto" w:sz="4" w:space="0"/>
+            <w:insideH w:val="single" w:color="auto" w:sz="4" w:space="0"/>
+            <w:insideV w:val="single" w:color="auto" w:sz="4" w:space="0"/>
+          </w:tblBorders>
+          <w:tblCellMar>
+            <w:top w:w="0" w:type="dxa"/>
+            <w:left w:w="108" w:type="dxa"/>
+            <w:bottom w:w="0" w:type="dxa"/>
+            <w:right w:w="108" w:type="dxa"/>
+          </w:tblCellMar>
+        </w:tblPrEx>
+        <w:tc>
+          <w:tcPr>
+            <w:tcW w:w="4855" w:type="dxa"/>
+          </w:tcPr>
+          <w:p>
+            <w:pPr>
+              <w:spacing w:after="0" w:line="360" w:lineRule="auto"/>
+              <w:rPr>
+                <w:rFonts w:hint="default"/>
+                <w:b/>
+                <w:bCs/>
+                <w:lang w:val="en-US"/>
+              </w:rPr>
+            </w:pPr>
+            <w:r>
+              <w:rPr>
+                <w:b/>
+                <w:bCs/>
+              </w:rPr>
+              <w:t>Budget Head</w:t>
+            </w:r>
+            <w:r>
+              <w:rPr>
+                <w:rFonts w:hint="default"/>
+                <w:b/>
+                <w:bCs/>
+                <w:lang w:val="en-US"/>
+              </w:rPr>
+              <w:t xml:space="preserve"> </w:t>
+            </w:r>
+            <w:r>
+              <w:rPr>
+                <w:b/>
+                <w:bCs/>
+                <w:color w:val="558ED5" w:themeColor="text2" w:themeTint="99"/>
+                <w:sz w:val="20"/>
+                <w:szCs w:val="20"/>
+                <w14:textFill>
+                  <w14:solidFill>
+                    <w14:schemeClr w14:val="tx2">
+                      <w14:lumMod w14:val="60000"/>
+                      <w14:lumOff w14:val="40000"/>
+                    </w14:schemeClr>
+                  </w14:solidFill>
+                </w14:textFill>
+              </w:rPr>
+              <w:t xml:space="preserve"> </w:t>
+            </w:r>
+            <w:r>
+              <w:rPr>
+                <w:b/>
+                <w:bCs/>
+                <w:color w:val="000000" w:themeColor="text1"/>
+                <w:sz w:val="20"/>
+                <w:szCs w:val="20"/>
+                <w14:textFill>
+                  <w14:solidFill>
+                    <w14:schemeClr w14:val="tx1"/>
+                  </w14:solidFill>
+                </w14:textFill>
+              </w:rPr>
+              <w:t>(per Annexure–8)</w:t>
+            </w:r>
+          </w:p>
+        </w:tc>
+        <w:tc>
+          <w:tcPr>
+            <w:tcW w:w="1937" w:type="dxa"/>
+          </w:tcPr>
+          <w:p>
+            <w:pPr>
+              <w:spacing w:after="0" w:line="360" w:lineRule="auto"/>
+              <w:rPr>
+                <w:b/>
+                <w:bCs/>
+              </w:rPr>
+            </w:pPr>
+            <w:r>
+              <w:rPr>
+                <w:b/>
+                <w:bCs/>
+              </w:rPr>
+              <w:t>Approved</w:t>
+            </w:r>
+            <w:r>
+              <w:rPr>
+                <w:b/>
+                <w:bCs/>
+                <w:color w:val="000000" w:themeColor="text1"/>
+                <w:sz w:val="20"/>
+                <w:szCs w:val="20"/>
+                <w14:textFill>
+                  <w14:solidFill>
+                    <w14:schemeClr w14:val="tx1"/>
+                  </w14:solidFill>
+                </w14:textFill>
+              </w:rPr>
+              <w:t>(₹)</w:t>
+            </w:r>
+          </w:p>
+        </w:tc>
+        <w:tc>
+          <w:tcPr>
+            <w:tcW w:w="1909" w:type="dxa"/>
+          </w:tcPr>
+          <w:p>
+            <w:pPr>
+              <w:spacing w:after="0" w:line="360" w:lineRule="auto"/>
+              <w:rPr>
+                <w:b/>
+                <w:bCs/>
+              </w:rPr>
+            </w:pPr>
+            <w:r>
+              <w:rPr>
+                <w:b/>
+                <w:bCs/>
+              </w:rPr>
+              <w:t>Utilized</w:t>
+            </w:r>
+            <w:r>
+              <w:rPr>
+                <w:b/>
+                <w:bCs/>
+                <w:color w:val="000000" w:themeColor="text1"/>
+                <w:sz w:val="20"/>
+                <w:szCs w:val="20"/>
+                <w14:textFill>
+                  <w14:solidFill>
+                    <w14:schemeClr w14:val="tx1"/>
+                  </w14:solidFill>
+                </w14:textFill>
+              </w:rPr>
+              <w:t>(₹)</w:t>
+            </w:r>
+          </w:p>
+        </w:tc>
+        <w:tc>
+          <w:tcPr>
+            <w:tcW w:w="2056" w:type="dxa"/>
+          </w:tcPr>
+          <w:p>
+            <w:pPr>
+              <w:spacing w:after="0" w:line="360" w:lineRule="auto"/>
+              <w:rPr>
+                <w:b/>
+                <w:bCs/>
+              </w:rPr>
+            </w:pPr>
+            <w:r>
+              <w:rPr>
+                <w:b/>
+                <w:bCs/>
+              </w:rPr>
+              <w:t>Balance</w:t>
+            </w:r>
+            <w:r>
+              <w:rPr>
+                <w:b/>
+                <w:bCs/>
+                <w:color w:val="000000" w:themeColor="text1"/>
+                <w:sz w:val="20"/>
+                <w:szCs w:val="20"/>
+                <w14:textFill>
+                  <w14:solidFill>
+                    <w14:schemeClr w14:val="tx1"/>
+                  </w14:solidFill>
+                </w14:textFill>
+              </w:rPr>
+              <w:t>(₹)</w:t>
+            </w:r>
+          </w:p>
+        </w:tc>
+      </w:tr>
+      <w:tr>
+        <w:tblPrEx>
+          <w:tblBorders>
+            <w:top w:val="single" w:color="auto" w:sz="4" w:space="0"/>
+            <w:left w:val="single" w:color="auto" w:sz="4" w:space="0"/>
+            <w:bottom w:val="single" w:color="auto" w:sz="4" w:space="0"/>
+            <w:right w:val="single" w:color="auto" w:sz="4" w:space="0"/>
+            <w:insideH w:val="single" w:color="auto" w:sz="4" w:space="0"/>
+            <w:insideV w:val="single" w:color="auto" w:sz="4" w:space="0"/>
+          </w:tblBorders>
+          <w:tblCellMar>
+            <w:top w:w="0" w:type="dxa"/>
+            <w:left w:w="108" w:type="dxa"/>
+            <w:bottom w:w="0" w:type="dxa"/>
+            <w:right w:w="108" w:type="dxa"/>
+          </w:tblCellMar>
+        </w:tblPrEx>
+        <w:tc>
+          <w:tcPr>
+            <w:tcW w:w="4855" w:type="dxa"/>
+          </w:tcPr>
+          <w:p>
+            <w:pPr>
+              <w:spacing w:after="0" w:line="360" w:lineRule="auto"/>
+            </w:pPr>
+            <w:r>
+              <w:rPr>
+                <w:sz w:val="20"/>
+                <w:szCs w:val="20"/>
+              </w:rPr>
+              <w:t>ATL Trainer remuneration (97 @ ₹25,000/month)</w:t>
+            </w:r>
+          </w:p>
+        </w:tc>
+        <w:tc>
+          <w:tcPr>
+            <w:tcW w:w="1937" w:type="dxa"/>
+          </w:tcPr>
+          <w:p>
+            <w:pPr>
+              <w:spacing w:after="0" w:line="360" w:lineRule="auto"/>
+            </w:pPr>
+          </w:p>
+        </w:tc>
+        <w:tc>
+          <w:tcPr>
+            <w:tcW w:w="1909" w:type="dxa"/>
+          </w:tcPr>
+          <w:p>
+            <w:pPr>
+              <w:spacing w:after="0" w:line="360" w:lineRule="auto"/>
+            </w:pPr>
+          </w:p>
+        </w:tc>
+        <w:tc>
+          <w:tcPr>
+            <w:tcW w:w="2056" w:type="dxa"/>
+          </w:tcPr>
+          <w:p>
+            <w:pPr>
+              <w:spacing w:after="0" w:line="360" w:lineRule="auto"/>
+            </w:pPr>
+          </w:p>
+        </w:tc>
+      </w:tr>
+      <w:tr>
+        <w:tblPrEx>
+          <w:tblBorders>
+            <w:top w:val="single" w:color="auto" w:sz="4" w:space="0"/>
+            <w:left w:val="single" w:color="auto" w:sz="4" w:space="0"/>
+            <w:bottom w:val="single" w:color="auto" w:sz="4" w:space="0"/>
+            <w:right w:val="single" w:color="auto" w:sz="4" w:space="0"/>
+            <w:insideH w:val="single" w:color="auto" w:sz="4" w:space="0"/>
+            <w:insideV w:val="single" w:color="auto" w:sz="4" w:space="0"/>
+          </w:tblBorders>
+          <w:tblCellMar>
+            <w:top w:w="0" w:type="dxa"/>
+            <w:left w:w="108" w:type="dxa"/>
+            <w:bottom w:w="0" w:type="dxa"/>
+            <w:right w:w="108" w:type="dxa"/>
+          </w:tblCellMar>
+        </w:tblPrEx>
+        <w:tc>
+          <w:tcPr>
+            <w:tcW w:w="4855" w:type="dxa"/>
+          </w:tcPr>
+          <w:p>
+            <w:pPr>
+              <w:spacing w:after="0" w:line="360" w:lineRule="auto"/>
+            </w:pPr>
+            <w:r>
+              <w:rPr>
+                <w:sz w:val="20"/>
+                <w:szCs w:val="20"/>
+              </w:rPr>
+              <w:t>Master Trainer remuneration (08 @ ₹30,000/month)</w:t>
+            </w:r>
+          </w:p>
+        </w:tc>
+        <w:tc>
+          <w:tcPr>
+            <w:tcW w:w="1937" w:type="dxa"/>
+          </w:tcPr>
+          <w:p>
+            <w:pPr>
+              <w:spacing w:after="0" w:line="360" w:lineRule="auto"/>
+            </w:pPr>
+          </w:p>
+        </w:tc>
+        <w:tc>
+          <w:tcPr>
+            <w:tcW w:w="1909" w:type="dxa"/>
+          </w:tcPr>
+          <w:p>
+            <w:pPr>
+              <w:spacing w:after="0" w:line="360" w:lineRule="auto"/>
+            </w:pPr>
+          </w:p>
+        </w:tc>
+        <w:tc>
+          <w:tcPr>
+            <w:tcW w:w="2056" w:type="dxa"/>
+          </w:tcPr>
+          <w:p>
+            <w:pPr>
+              <w:spacing w:after="0" w:line="360" w:lineRule="auto"/>
+            </w:pPr>
+          </w:p>
+        </w:tc>
+      </w:tr>
+      <w:tr>
+        <w:tblPrEx>
+          <w:tblBorders>
+            <w:top w:val="single" w:color="auto" w:sz="4" w:space="0"/>
+            <w:left w:val="single" w:color="auto" w:sz="4" w:space="0"/>
+            <w:bottom w:val="single" w:color="auto" w:sz="4" w:space="0"/>
+            <w:right w:val="single" w:color="auto" w:sz="4" w:space="0"/>
+            <w:insideH w:val="single" w:color="auto" w:sz="4" w:space="0"/>
+            <w:insideV w:val="single" w:color="auto" w:sz="4" w:space="0"/>
+          </w:tblBorders>
+          <w:tblCellMar>
+            <w:top w:w="0" w:type="dxa"/>
+            <w:left w:w="108" w:type="dxa"/>
+            <w:bottom w:w="0" w:type="dxa"/>
+            <w:right w:w="108" w:type="dxa"/>
+          </w:tblCellMar>
+        </w:tblPrEx>
+        <w:tc>
+          <w:tcPr>
+            <w:tcW w:w="4855" w:type="dxa"/>
+          </w:tcPr>
+          <w:p>
+            <w:pPr>
+              <w:spacing w:after="0" w:line="360" w:lineRule="auto"/>
+            </w:pPr>
+            <w:r>
+              <w:rPr>
+                <w:sz w:val="20"/>
+                <w:szCs w:val="20"/>
+              </w:rPr>
+              <w:t>Consumables, minor maintenance &amp; monitoring dashboard (₹54,900/ATL/yr)</w:t>
+            </w:r>
+          </w:p>
+        </w:tc>
+        <w:tc>
+          <w:tcPr>
+            <w:tcW w:w="1937" w:type="dxa"/>
+          </w:tcPr>
+          <w:p>
+            <w:pPr>
+              <w:spacing w:after="0" w:line="360" w:lineRule="auto"/>
+            </w:pPr>
+          </w:p>
+        </w:tc>
+        <w:tc>
+          <w:tcPr>
+            <w:tcW w:w="1909" w:type="dxa"/>
+          </w:tcPr>
+          <w:p>
+            <w:pPr>
+              <w:spacing w:after="0" w:line="360" w:lineRule="auto"/>
+            </w:pPr>
+          </w:p>
+        </w:tc>
+        <w:tc>
+          <w:tcPr>
+            <w:tcW w:w="2056" w:type="dxa"/>
+          </w:tcPr>
+          <w:p>
+            <w:pPr>
+              <w:spacing w:after="0" w:line="360" w:lineRule="auto"/>
+            </w:pPr>
+          </w:p>
+        </w:tc>
+      </w:tr>
+      <w:tr>
+        <w:tblPrEx>
+          <w:tblBorders>
+            <w:top w:val="single" w:color="auto" w:sz="4" w:space="0"/>
+            <w:left w:val="single" w:color="auto" w:sz="4" w:space="0"/>
+            <w:bottom w:val="single" w:color="auto" w:sz="4" w:space="0"/>
+            <w:right w:val="single" w:color="auto" w:sz="4" w:space="0"/>
+            <w:insideH w:val="single" w:color="auto" w:sz="4" w:space="0"/>
+            <w:insideV w:val="single" w:color="auto" w:sz="4" w:space="0"/>
+          </w:tblBorders>
+          <w:tblCellMar>
+            <w:top w:w="0" w:type="dxa"/>
+            <w:left w:w="108" w:type="dxa"/>
+            <w:bottom w:w="0" w:type="dxa"/>
+            <w:right w:w="108" w:type="dxa"/>
+          </w:tblCellMar>
+        </w:tblPrEx>
+        <w:tc>
+          <w:tcPr>
+            <w:tcW w:w="4855" w:type="dxa"/>
+          </w:tcPr>
+          <w:p>
+            <w:pPr>
+              <w:spacing w:after="0" w:line="360" w:lineRule="auto"/>
+            </w:pPr>
+            <w:r>
+              <w:rPr>
+                <w:sz w:val="20"/>
+                <w:szCs w:val="20"/>
+              </w:rPr>
+              <w:t>Industry exposure visits (₹20,000/ATL/yr)</w:t>
+            </w:r>
+          </w:p>
+        </w:tc>
+        <w:tc>
+          <w:tcPr>
+            <w:tcW w:w="1937" w:type="dxa"/>
+          </w:tcPr>
+          <w:p>
+            <w:pPr>
+              <w:spacing w:after="0" w:line="360" w:lineRule="auto"/>
+            </w:pPr>
+          </w:p>
+        </w:tc>
+        <w:tc>
+          <w:tcPr>
+            <w:tcW w:w="1909" w:type="dxa"/>
+          </w:tcPr>
+          <w:p>
+            <w:pPr>
+              <w:spacing w:after="0" w:line="360" w:lineRule="auto"/>
+            </w:pPr>
+          </w:p>
+        </w:tc>
+        <w:tc>
+          <w:tcPr>
+            <w:tcW w:w="2056" w:type="dxa"/>
+          </w:tcPr>
+          <w:p>
+            <w:pPr>
+              <w:spacing w:after="0" w:line="360" w:lineRule="auto"/>
+            </w:pPr>
+          </w:p>
+        </w:tc>
+      </w:tr>
+      <w:tr>
+        <w:tblPrEx>
+          <w:tblBorders>
+            <w:top w:val="single" w:color="auto" w:sz="4" w:space="0"/>
+            <w:left w:val="single" w:color="auto" w:sz="4" w:space="0"/>
+            <w:bottom w:val="single" w:color="auto" w:sz="4" w:space="0"/>
+            <w:right w:val="single" w:color="auto" w:sz="4" w:space="0"/>
+            <w:insideH w:val="single" w:color="auto" w:sz="4" w:space="0"/>
+            <w:insideV w:val="single" w:color="auto" w:sz="4" w:space="0"/>
+          </w:tblBorders>
+          <w:tblCellMar>
+            <w:top w:w="0" w:type="dxa"/>
+            <w:left w:w="108" w:type="dxa"/>
+            <w:bottom w:w="0" w:type="dxa"/>
+            <w:right w:w="108" w:type="dxa"/>
+          </w:tblCellMar>
+        </w:tblPrEx>
+        <w:tc>
+          <w:tcPr>
+            <w:tcW w:w="4855" w:type="dxa"/>
+          </w:tcPr>
+          <w:p>
+            <w:pPr>
+              <w:spacing w:after="0" w:line="360" w:lineRule="auto"/>
+            </w:pPr>
+            <w:r>
+              <w:rPr>
+                <w:sz w:val="20"/>
+                <w:szCs w:val="20"/>
+              </w:rPr>
+              <w:t>Inter-ATL skill competitions (₹10,000/ATL/yr)</w:t>
+            </w:r>
+          </w:p>
+        </w:tc>
+        <w:tc>
+          <w:tcPr>
+            <w:tcW w:w="1937" w:type="dxa"/>
+          </w:tcPr>
+          <w:p>
+            <w:pPr>
+              <w:spacing w:after="0" w:line="360" w:lineRule="auto"/>
+            </w:pPr>
+          </w:p>
+        </w:tc>
+        <w:tc>
+          <w:tcPr>
+            <w:tcW w:w="1909" w:type="dxa"/>
+          </w:tcPr>
+          <w:p>
+            <w:pPr>
+              <w:spacing w:after="0" w:line="360" w:lineRule="auto"/>
+            </w:pPr>
+          </w:p>
+        </w:tc>
+        <w:tc>
+          <w:tcPr>
+            <w:tcW w:w="2056" w:type="dxa"/>
+          </w:tcPr>
+          <w:p>
+            <w:pPr>
+              <w:spacing w:after="0" w:line="360" w:lineRule="auto"/>
+            </w:pPr>
+          </w:p>
+        </w:tc>
+      </w:tr>
+      <w:tr>
+        <w:tblPrEx>
+          <w:tblBorders>
+            <w:top w:val="single" w:color="auto" w:sz="4" w:space="0"/>
+            <w:left w:val="single" w:color="auto" w:sz="4" w:space="0"/>
+            <w:bottom w:val="single" w:color="auto" w:sz="4" w:space="0"/>
+            <w:right w:val="single" w:color="auto" w:sz="4" w:space="0"/>
+            <w:insideH w:val="single" w:color="auto" w:sz="4" w:space="0"/>
+            <w:insideV w:val="single" w:color="auto" w:sz="4" w:space="0"/>
+          </w:tblBorders>
+          <w:tblCellMar>
+            <w:top w:w="0" w:type="dxa"/>
+            <w:left w:w="108" w:type="dxa"/>
+            <w:bottom w:w="0" w:type="dxa"/>
+            <w:right w:w="108" w:type="dxa"/>
+          </w:tblCellMar>
+        </w:tblPrEx>
+        <w:tc>
+          <w:tcPr>
+            <w:tcW w:w="4855" w:type="dxa"/>
+          </w:tcPr>
+          <w:p>
+            <w:pPr>
+              <w:spacing w:after="0" w:line="360" w:lineRule="auto"/>
+            </w:pPr>
+            <w:r>
+              <w:rPr>
+                <w:sz w:val="20"/>
+                <w:szCs w:val="20"/>
+              </w:rPr>
+              <w:t>Total</w:t>
+            </w:r>
+          </w:p>
+        </w:tc>
+        <w:tc>
+          <w:tcPr>
+            <w:tcW w:w="1937" w:type="dxa"/>
+          </w:tcPr>
+          <w:p>
+            <w:pPr>
+              <w:spacing w:after="0" w:line="360" w:lineRule="auto"/>
+            </w:pPr>
+          </w:p>
+        </w:tc>
+        <w:tc>
+          <w:tcPr>
+            <w:tcW w:w="1909" w:type="dxa"/>
+          </w:tcPr>
+          <w:p>
+            <w:pPr>
+              <w:spacing w:after="0" w:line="360" w:lineRule="auto"/>
+            </w:pPr>
+          </w:p>
+        </w:tc>
+        <w:tc>
+          <w:tcPr>
+            <w:tcW w:w="2056" w:type="dxa"/>
+          </w:tcPr>
+          <w:p>
+            <w:pPr>
+              <w:spacing w:after="0" w:line="360" w:lineRule="auto"/>
+            </w:pPr>
+          </w:p>
+        </w:tc>
+      </w:tr>
+    </w:tbl>
+    <w:p>
+      <w:pPr>
+        <w:spacing w:after="120" w:line="276" w:lineRule="auto"/>
+        <w:jc w:val="both"/>
+      </w:pPr>
+    </w:p>
+    <w:p>
+      <w:pPr>
+        <w:spacing w:after="120" w:line="276" w:lineRule="auto"/>
+        <w:jc w:val="both"/>
+      </w:pPr>
+      <w:r>
+        <w:t>Certified that the funds indicated above have been utilized for the purposes for which they were sanctioned, in accordance with the MoU and its Annexures, and that remuneration to Trainers and Master Trainers was paid on or before the 10th of each succeeding month irrespective of release of funds to the Training Provider. The accompanying Project Implementation Report (enrolment, completion, curriculum coverage, activities and KPI status for the period) forms an integral part of this certificate.</w:t>
+      </w:r>
+    </w:p>
+    <w:p/>
+    <w:tbl>
+      <w:tblPr>
+        <w:tblStyle w:val="12"/>
+        <w:tblW w:w="10757" w:type="dxa"/>
+        <w:tblInd w:w="0" w:type="dxa"/>
+        <w:tblBorders>
+          <w:top w:val="single" w:color="auto" w:sz="4" w:space="0"/>
+          <w:left w:val="single" w:color="auto" w:sz="4" w:space="0"/>
+          <w:bottom w:val="single" w:color="auto" w:sz="4" w:space="0"/>
+          <w:right w:val="single" w:color="auto" w:sz="4" w:space="0"/>
+          <w:insideH w:val="single" w:color="auto" w:sz="4" w:space="0"/>
+          <w:insideV w:val="single" w:color="auto" w:sz="4" w:space="0"/>
+        </w:tblBorders>
+        <w:tblLayout w:type="autofit"/>
+        <w:tblCellMar>
+          <w:top w:w="0" w:type="dxa"/>
+          <w:left w:w="10" w:type="dxa"/>
+          <w:bottom w:w="0" w:type="dxa"/>
+          <w:right w:w="10" w:type="dxa"/>
+        </w:tblCellMar>
+      </w:tblPr>
+      <w:tblGrid>
+        <w:gridCol w:w="5529"/>
+        <w:gridCol w:w="5228"/>
+      </w:tblGrid>
+      <w:tr>
+        <w:tblPrEx>
+          <w:tblBorders>
+            <w:top w:val="single" w:color="auto" w:sz="4" w:space="0"/>
+            <w:left w:val="single" w:color="auto" w:sz="4" w:space="0"/>
+            <w:bottom w:val="single" w:color="auto" w:sz="4" w:space="0"/>
+            <w:right w:val="single" w:color="auto" w:sz="4" w:space="0"/>
+            <w:insideH w:val="single" w:color="auto" w:sz="4" w:space="0"/>
+            <w:insideV w:val="single" w:color="auto" w:sz="4" w:space="0"/>
+          </w:tblBorders>
+          <w:tblCellMar>
+            <w:top w:w="0" w:type="dxa"/>
+            <w:left w:w="10" w:type="dxa"/>
+            <w:bottom w:w="0" w:type="dxa"/>
+            <w:right w:w="10" w:type="dxa"/>
+          </w:tblCellMar>
+        </w:tblPrEx>
+        <w:trPr>
+          <w:tblHeader/>
+        </w:trPr>
+        <w:tc>
+          <w:tcPr>
+            <w:tcW w:w="5529" w:type="dxa"/>
+            <w:shd w:val="clear" w:color="auto" w:fill="D9E2F3"/>
+            <w:tcMar>
+              <w:top w:w="50" w:type="dxa"/>
+              <w:left w:w="80" w:type="dxa"/>
+              <w:bottom w:w="50" w:type="dxa"/>
+              <w:right w:w="80" w:type="dxa"/>
+            </w:tcMar>
+          </w:tcPr>
+          <w:p>
+            <w:pPr>
+              <w:jc w:val="center"/>
+            </w:pPr>
+            <w:r>
+              <w:rPr>
+                <w:b/>
+                <w:bCs/>
+                <w:sz w:val="19"/>
+                <w:szCs w:val="19"/>
+              </w:rPr>
+              <w:t>Implementation Highlights for the Period</w:t>
+            </w:r>
+          </w:p>
+        </w:tc>
+        <w:tc>
+          <w:tcPr>
+            <w:tcW w:w="5228" w:type="dxa"/>
+            <w:shd w:val="clear" w:color="auto" w:fill="D9E2F3"/>
+            <w:tcMar>
+              <w:top w:w="50" w:type="dxa"/>
+              <w:left w:w="80" w:type="dxa"/>
+              <w:bottom w:w="50" w:type="dxa"/>
+              <w:right w:w="80" w:type="dxa"/>
+            </w:tcMar>
+          </w:tcPr>
+          <w:p>
+            <w:pPr>
+              <w:jc w:val="center"/>
+            </w:pPr>
+            <w:r>
+              <w:rPr>
+                <w:b/>
+                <w:bCs/>
+                <w:sz w:val="19"/>
+                <w:szCs w:val="19"/>
+              </w:rPr>
+              <w:t>Deviations / Explanations (if any)</w:t>
+            </w:r>
+          </w:p>
+        </w:tc>
+      </w:tr>
+      <w:tr>
+        <w:tblPrEx>
+          <w:tblBorders>
+            <w:top w:val="single" w:color="auto" w:sz="4" w:space="0"/>
+            <w:left w:val="single" w:color="auto" w:sz="4" w:space="0"/>
+            <w:bottom w:val="single" w:color="auto" w:sz="4" w:space="0"/>
+            <w:right w:val="single" w:color="auto" w:sz="4" w:space="0"/>
+            <w:insideH w:val="single" w:color="auto" w:sz="4" w:space="0"/>
+            <w:insideV w:val="single" w:color="auto" w:sz="4" w:space="0"/>
+          </w:tblBorders>
+          <w:tblCellMar>
+            <w:top w:w="0" w:type="dxa"/>
+            <w:left w:w="10" w:type="dxa"/>
+            <w:bottom w:w="0" w:type="dxa"/>
+            <w:right w:w="10" w:type="dxa"/>
+          </w:tblCellMar>
+        </w:tblPrEx>
+        <w:trPr>
+          <w:trHeight w:val="360" w:hRule="atLeast"/>
+        </w:trPr>
+        <w:tc>
+          <w:tcPr>
+            <w:tcW w:w="5529" w:type="dxa"/>
+          </w:tcPr>
+          <w:p/>
+        </w:tc>
+        <w:tc>
+          <w:tcPr>
+            <w:tcW w:w="5228" w:type="dxa"/>
+          </w:tcPr>
+          <w:p/>
+        </w:tc>
+      </w:tr>
+      <w:tr>
+        <w:tblPrEx>
+          <w:tblBorders>
+            <w:top w:val="single" w:color="auto" w:sz="4" w:space="0"/>
+            <w:left w:val="single" w:color="auto" w:sz="4" w:space="0"/>
+            <w:bottom w:val="single" w:color="auto" w:sz="4" w:space="0"/>
+            <w:right w:val="single" w:color="auto" w:sz="4" w:space="0"/>
+            <w:insideH w:val="single" w:color="auto" w:sz="4" w:space="0"/>
+            <w:insideV w:val="single" w:color="auto" w:sz="4" w:space="0"/>
+          </w:tblBorders>
+          <w:tblCellMar>
+            <w:top w:w="0" w:type="dxa"/>
+            <w:left w:w="10" w:type="dxa"/>
+            <w:bottom w:w="0" w:type="dxa"/>
+            <w:right w:w="10" w:type="dxa"/>
+          </w:tblCellMar>
+        </w:tblPrEx>
+        <w:trPr>
+          <w:trHeight w:val="360" w:hRule="atLeast"/>
+        </w:trPr>
+        <w:tc>
+          <w:tcPr>
+            <w:tcW w:w="5529" w:type="dxa"/>
+          </w:tcPr>
+          <w:p/>
+        </w:tc>
+        <w:tc>
+          <w:tcPr>
+            <w:tcW w:w="5228" w:type="dxa"/>
+          </w:tcPr>
+          <w:p/>
+        </w:tc>
+      </w:tr>
+      <w:tr>
+        <w:tblPrEx>
+          <w:tblBorders>
+            <w:top w:val="single" w:color="auto" w:sz="4" w:space="0"/>
+            <w:left w:val="single" w:color="auto" w:sz="4" w:space="0"/>
+            <w:bottom w:val="single" w:color="auto" w:sz="4" w:space="0"/>
+            <w:right w:val="single" w:color="auto" w:sz="4" w:space="0"/>
+            <w:insideH w:val="single" w:color="auto" w:sz="4" w:space="0"/>
+            <w:insideV w:val="single" w:color="auto" w:sz="4" w:space="0"/>
+          </w:tblBorders>
+          <w:tblCellMar>
+            <w:top w:w="0" w:type="dxa"/>
+            <w:left w:w="10" w:type="dxa"/>
+            <w:bottom w:w="0" w:type="dxa"/>
+            <w:right w:w="10" w:type="dxa"/>
+          </w:tblCellMar>
+        </w:tblPrEx>
+        <w:trPr>
+          <w:trHeight w:val="360" w:hRule="atLeast"/>
+        </w:trPr>
+        <w:tc>
+          <w:tcPr>
+            <w:tcW w:w="5529" w:type="dxa"/>
+          </w:tcPr>
+          <w:p/>
+        </w:tc>
+        <w:tc>
+          <w:tcPr>
+            <w:tcW w:w="5228" w:type="dxa"/>
+          </w:tcPr>
+          <w:p/>
+        </w:tc>
+      </w:tr>
+    </w:tbl>
+    <w:p>
+      <w:pPr>
+        <w:spacing w:before="80" w:after="120"/>
+      </w:pPr>
+      <w:r>
+        <w:rPr>
+          <w:i/>
+          <w:iCs/>
+          <w:color w:val="595959"/>
+          <w:sz w:val="19"/>
+          <w:szCs w:val="19"/>
+        </w:rPr>
+        <w:t>Note: To be submitted in the manner and within the timeline prescribed by SS-K, as per the amended Annexure–8. Approved costs are released subject to SS-K approval and fulfillment of prescribed terms and conditions.</w:t>
+      </w:r>
+    </w:p>
+    <w:p/>
+    <w:tbl>
+      <w:tblPr>
+        <w:tblStyle w:val="12"/>
+        <w:tblW w:w="10751" w:type="dxa"/>
+        <w:tblInd w:w="-57" w:type="dxa"/>
+        <w:tblLayout w:type="autofit"/>
+        <w:tblCellMar>
+          <w:top w:w="0" w:type="dxa"/>
+          <w:left w:w="10" w:type="dxa"/>
+          <w:bottom w:w="0" w:type="dxa"/>
+          <w:right w:w="10" w:type="dxa"/>
+        </w:tblCellMar>
+      </w:tblPr>
+      <w:tblGrid>
+        <w:gridCol w:w="5516"/>
+        <w:gridCol w:w="5235"/>
+      </w:tblGrid>
+      <w:tr>
+        <w:tblPrEx>
+          <w:tblCellMar>
+            <w:top w:w="0" w:type="dxa"/>
+            <w:left w:w="10" w:type="dxa"/>
+            <w:bottom w:w="0" w:type="dxa"/>
+            <w:right w:w="10" w:type="dxa"/>
+          </w:tblCellMar>
+        </w:tblPrEx>
+        <w:tc>
+          <w:tcPr>
+            <w:tcW w:w="5516" w:type="dxa"/>
+          </w:tcPr>
+          <w:p>
+            <w:pPr>
+              <w:spacing w:before="500"/>
+              <w:jc w:val="center"/>
+            </w:pPr>
+            <w:r>
+              <w:rPr>
+                <w:sz w:val="20"/>
+                <w:szCs w:val="20"/>
+              </w:rPr>
+              <w:t>____________________________</w:t>
+            </w:r>
+          </w:p>
+          <w:p>
+            <w:pPr>
+              <w:jc w:val="center"/>
+            </w:pPr>
+            <w:r>
+              <w:rPr>
+                <w:b/>
+                <w:bCs/>
+                <w:sz w:val="20"/>
+                <w:szCs w:val="20"/>
+              </w:rPr>
+              <w:t>Authorized Signatory, GTTC (with Seal)</w:t>
+            </w:r>
+          </w:p>
+          <w:p>
+            <w:pPr>
+              <w:jc w:val="center"/>
+            </w:pPr>
+            <w:r>
+              <w:rPr>
+                <w:color w:val="595959"/>
+                <w:sz w:val="18"/>
+                <w:szCs w:val="18"/>
+              </w:rPr>
+              <w:t>Name / Designation / Date &amp; Seal</w:t>
+            </w:r>
+          </w:p>
+        </w:tc>
+        <w:tc>
+          <w:tcPr>
+            <w:tcW w:w="5235" w:type="dxa"/>
+          </w:tcPr>
+          <w:p>
+            <w:pPr>
+              <w:spacing w:before="500"/>
+              <w:jc w:val="center"/>
+            </w:pPr>
+            <w:r>
+              <w:rPr>
+                <w:sz w:val="20"/>
+                <w:szCs w:val="20"/>
+              </w:rPr>
+              <w:t>____________________________</w:t>
+            </w:r>
+          </w:p>
+          <w:p>
+            <w:pPr>
+              <w:jc w:val="center"/>
+            </w:pPr>
+            <w:r>
+              <w:rPr>
+                <w:b/>
+                <w:bCs/>
+                <w:sz w:val="20"/>
+                <w:szCs w:val="20"/>
+              </w:rPr>
+              <w:t>Countersigned — SS-K (Office Use)</w:t>
+            </w:r>
+          </w:p>
+          <w:p>
+            <w:pPr>
+              <w:jc w:val="center"/>
+            </w:pPr>
+            <w:r>
+              <w:rPr>
+                <w:color w:val="595959"/>
+                <w:sz w:val="18"/>
+                <w:szCs w:val="18"/>
+              </w:rPr>
+              <w:t>Name / Designation / Date &amp; Seal</w:t>
+            </w:r>
+          </w:p>
+        </w:tc>
+      </w:tr>
+    </w:tbl>
+    <w:p/>
+    <w:sectPr>
+      <w:pgSz w:w="11909" w:h="16834"/>
+      <w:pgMar w:top="720" w:right="720" w:bottom="720" w:left="720" w:header="720" w:footer="720" w:gutter="0"/>
+      <w:cols w:space="720" w:num="1"/>
+      <w:docGrid w:linePitch="360" w:charSpace="0"/>
+    </w:sectPr>
+  </w:body>
+</w:document>
 </file>
 
 <file path=word/endnotes.xml><?xml version="1.0" encoding="utf-8"?>
